--- a/Knowledge/3-Work knowledge/1-Software Engineering/2-Testing/5-My Source/1-ISTQB Foundation Level/5-Test Management/5-Test Techniques/4-Experience-Based Techniques.docx
+++ b/Knowledge/3-Work knowledge/1-Software Engineering/2-Testing/5-My Source/1-ISTQB Foundation Level/5-Test Management/5-Test Techniques/4-Experience-Based Techniques.docx
@@ -31,51 +31,77 @@
       </w:pPr>
       <w:r>
         <w:rPr>
-          <w:b/>
-          <w:shd w:val="clear" w:color="auto" w:fill="B7B7B7"/>
-        </w:rPr>
-        <w:t># Source</w:t>
-      </w:r>
-      <w:r>
-        <w:rPr>
-          <w:shd w:val="clear" w:color="auto" w:fill="B7B7B7"/>
-        </w:rPr>
-        <w:t xml:space="preserve">: </w:t>
-      </w:r>
-      <w:r>
-        <w:rPr>
-          <w:b/>
-          <w:shd w:val="clear" w:color="auto" w:fill="B7B7B7"/>
-        </w:rPr>
-        <w:t xml:space="preserve">Chatgpt </w:t>
-      </w:r>
-      <w:r>
-        <w:rPr>
-          <w:b/>
-          <w:sz w:val="14"/>
-          <w:szCs w:val="14"/>
-          <w:shd w:val="clear" w:color="auto" w:fill="B7B7B7"/>
-        </w:rPr>
-        <w:t>(GPT</w:t>
-      </w:r>
-      <w:r>
-        <w:rPr>
-          <w:rFonts w:ascii="Cambria Math" w:hAnsi="Cambria Math" w:cs="Cambria Math"/>
-          <w:b/>
-          <w:sz w:val="14"/>
-          <w:szCs w:val="14"/>
-          <w:shd w:val="clear" w:color="auto" w:fill="B7B7B7"/>
+          <w:rFonts w:ascii="Arial" w:eastAsia="Arial" w:hAnsi="Arial" w:cs="Arial"/>
+          <w:b/>
+          <w:color w:val="000000"/>
+          <w:sz w:val="18"/>
+          <w:highlight w:val="lightGray"/>
+        </w:rPr>
+        <w:t># Source: AI Source: Provided by: [Data Path</w:t>
+      </w:r>
+      <w:r>
+        <w:rPr>
+          <w:rFonts w:ascii="Arial" w:eastAsia="Arial" w:hAnsi="Arial" w:cs="Arial"/>
+          <w:color w:val="000000"/>
+          <w:sz w:val="18"/>
+          <w:highlight w:val="lightGray"/>
+        </w:rPr>
+        <w:t xml:space="preserve">: Persons Table -&gt; ID Column: 1, Name_En Column: Motasem Essam] -&gt; </w:t>
+      </w:r>
+      <w:r>
+        <w:rPr>
+          <w:rFonts w:ascii="Arial" w:eastAsia="Arial" w:hAnsi="Arial" w:cs="Arial"/>
+          <w:b/>
+          <w:color w:val="000000"/>
+          <w:sz w:val="18"/>
+          <w:highlight w:val="lightGray"/>
+        </w:rPr>
+        <w:t>From:</w:t>
+      </w:r>
+      <w:r>
+        <w:rPr>
+          <w:rFonts w:ascii="Arial" w:eastAsia="Arial" w:hAnsi="Arial" w:cs="Arial"/>
+          <w:color w:val="000000"/>
+          <w:sz w:val="18"/>
+          <w:highlight w:val="lightGray"/>
+        </w:rPr>
+        <w:t xml:space="preserve"> [Chatgpt (GPT</w:t>
+      </w:r>
+      <w:r>
+        <w:rPr>
+          <w:rFonts w:ascii="Arial" w:eastAsia="Arial" w:hAnsi="Arial" w:cs="Cambria Math"/>
+          <w:color w:val="000000"/>
+          <w:sz w:val="18"/>
+          <w:highlight w:val="lightGray"/>
         </w:rPr>
         <w:t>‑</w:t>
       </w:r>
       <w:r>
         <w:rPr>
-          <w:b/>
-          <w:sz w:val="14"/>
-          <w:szCs w:val="14"/>
-          <w:shd w:val="clear" w:color="auto" w:fill="B7B7B7"/>
-        </w:rPr>
-        <w:t>5 Mini) at [8/16/2025]</w:t>
+          <w:rFonts w:ascii="Arial" w:eastAsia="Arial" w:hAnsi="Arial" w:cs="Arial"/>
+          <w:color w:val="000000"/>
+          <w:sz w:val="18"/>
+          <w:highlight w:val="lightGray"/>
+        </w:rPr>
+        <w:t xml:space="preserve">5 Mini)] </w:t>
+      </w:r>
+      <w:r>
+        <w:rPr>
+          <w:rFonts w:ascii="Arial" w:eastAsia="Arial" w:hAnsi="Arial" w:cs="Arial"/>
+          <w:b/>
+          <w:color w:val="000000"/>
+          <w:sz w:val="18"/>
+          <w:highlight w:val="lightGray"/>
+        </w:rPr>
+        <w:t>on</w:t>
+      </w:r>
+      <w:r>
+        <w:rPr>
+          <w:rFonts w:ascii="Arial" w:eastAsia="Arial" w:hAnsi="Arial"/>
+          <w:sz w:val="18"/>
+          <w:highlight w:val="lightGray"/>
+        </w:rPr>
+        <w:t xml:space="preserve"> [8/16/2025]</w:t>
       </w:r>
     </w:p>
     <w:p>
@@ -167,7 +193,7 @@
     </w:p>
     <w:p>
       <w:r>
-        <w:pict w14:anchorId="57BAA9B3">
+        <w:pict w14:anchorId="032EFFEF">
           <v:rect id="_x0000_i1025" style="width:0;height:1.5pt" o:hralign="center" o:hrstd="t" o:hr="t" fillcolor="#a0a0a0" stroked="f"/>
         </w:pict>
       </w:r>
@@ -194,51 +220,77 @@
       </w:pPr>
       <w:r>
         <w:rPr>
-          <w:b/>
-          <w:shd w:val="clear" w:color="auto" w:fill="B7B7B7"/>
-        </w:rPr>
-        <w:t># Source</w:t>
-      </w:r>
-      <w:r>
-        <w:rPr>
-          <w:shd w:val="clear" w:color="auto" w:fill="B7B7B7"/>
-        </w:rPr>
-        <w:t xml:space="preserve">: </w:t>
-      </w:r>
-      <w:r>
-        <w:rPr>
-          <w:b/>
-          <w:shd w:val="clear" w:color="auto" w:fill="B7B7B7"/>
-        </w:rPr>
-        <w:t xml:space="preserve">Chatgpt </w:t>
-      </w:r>
-      <w:r>
-        <w:rPr>
-          <w:b/>
-          <w:sz w:val="14"/>
-          <w:szCs w:val="14"/>
-          <w:shd w:val="clear" w:color="auto" w:fill="B7B7B7"/>
-        </w:rPr>
-        <w:t>(GPT</w:t>
-      </w:r>
-      <w:r>
-        <w:rPr>
-          <w:rFonts w:ascii="Cambria Math" w:hAnsi="Cambria Math" w:cs="Cambria Math"/>
-          <w:b/>
-          <w:sz w:val="14"/>
-          <w:szCs w:val="14"/>
-          <w:shd w:val="clear" w:color="auto" w:fill="B7B7B7"/>
+          <w:rFonts w:ascii="Arial" w:eastAsia="Arial" w:hAnsi="Arial" w:cs="Arial"/>
+          <w:b/>
+          <w:color w:val="000000"/>
+          <w:sz w:val="18"/>
+          <w:highlight w:val="lightGray"/>
+        </w:rPr>
+        <w:t># Source: AI Source: Provided by: [Data Path</w:t>
+      </w:r>
+      <w:r>
+        <w:rPr>
+          <w:rFonts w:ascii="Arial" w:eastAsia="Arial" w:hAnsi="Arial" w:cs="Arial"/>
+          <w:color w:val="000000"/>
+          <w:sz w:val="18"/>
+          <w:highlight w:val="lightGray"/>
+        </w:rPr>
+        <w:t xml:space="preserve">: Persons Table -&gt; ID Column: 1, Name_En Column: Motasem Essam] -&gt; </w:t>
+      </w:r>
+      <w:r>
+        <w:rPr>
+          <w:rFonts w:ascii="Arial" w:eastAsia="Arial" w:hAnsi="Arial" w:cs="Arial"/>
+          <w:b/>
+          <w:color w:val="000000"/>
+          <w:sz w:val="18"/>
+          <w:highlight w:val="lightGray"/>
+        </w:rPr>
+        <w:t>From:</w:t>
+      </w:r>
+      <w:r>
+        <w:rPr>
+          <w:rFonts w:ascii="Arial" w:eastAsia="Arial" w:hAnsi="Arial" w:cs="Arial"/>
+          <w:color w:val="000000"/>
+          <w:sz w:val="18"/>
+          <w:highlight w:val="lightGray"/>
+        </w:rPr>
+        <w:t xml:space="preserve"> [Chatgpt (GPT</w:t>
+      </w:r>
+      <w:r>
+        <w:rPr>
+          <w:rFonts w:ascii="Arial" w:eastAsia="Arial" w:hAnsi="Arial" w:cs="Cambria Math"/>
+          <w:color w:val="000000"/>
+          <w:sz w:val="18"/>
+          <w:highlight w:val="lightGray"/>
         </w:rPr>
         <w:t>‑</w:t>
       </w:r>
       <w:r>
         <w:rPr>
-          <w:b/>
-          <w:sz w:val="14"/>
-          <w:szCs w:val="14"/>
-          <w:shd w:val="clear" w:color="auto" w:fill="B7B7B7"/>
-        </w:rPr>
-        <w:t>5 Mini) at [8/16/2025]</w:t>
+          <w:rFonts w:ascii="Arial" w:eastAsia="Arial" w:hAnsi="Arial" w:cs="Arial"/>
+          <w:color w:val="000000"/>
+          <w:sz w:val="18"/>
+          <w:highlight w:val="lightGray"/>
+        </w:rPr>
+        <w:t xml:space="preserve">5 Mini)] </w:t>
+      </w:r>
+      <w:r>
+        <w:rPr>
+          <w:rFonts w:ascii="Arial" w:eastAsia="Arial" w:hAnsi="Arial" w:cs="Arial"/>
+          <w:b/>
+          <w:color w:val="000000"/>
+          <w:sz w:val="18"/>
+          <w:highlight w:val="lightGray"/>
+        </w:rPr>
+        <w:t>on</w:t>
+      </w:r>
+      <w:r>
+        <w:rPr>
+          <w:rFonts w:ascii="Arial" w:eastAsia="Arial" w:hAnsi="Arial"/>
+          <w:sz w:val="18"/>
+          <w:highlight w:val="lightGray"/>
+        </w:rPr>
+        <w:t xml:space="preserve"> [8/16/2025]</w:t>
       </w:r>
     </w:p>
     <w:p>
@@ -247,7 +299,7 @@
           <w:ilvl w:val="0"/>
           <w:numId w:val="2"/>
         </w:numPr>
-        <w:spacing w:before="240"/>
+        <w:spacing w:before="240" w:after="0" w:line="276" w:lineRule="auto"/>
       </w:pPr>
       <w:r>
         <w:rPr>
@@ -281,6 +333,7 @@
           <w:ilvl w:val="0"/>
           <w:numId w:val="2"/>
         </w:numPr>
+        <w:spacing w:after="0" w:line="276" w:lineRule="auto"/>
       </w:pPr>
       <w:r>
         <w:rPr>
@@ -314,7 +367,7 @@
           <w:ilvl w:val="0"/>
           <w:numId w:val="2"/>
         </w:numPr>
-        <w:spacing w:after="240"/>
+        <w:spacing w:after="240" w:line="276" w:lineRule="auto"/>
       </w:pPr>
       <w:r>
         <w:rPr>
@@ -344,7 +397,7 @@
     </w:p>
     <w:p>
       <w:r>
-        <w:pict w14:anchorId="2F0D1DEE">
+        <w:pict w14:anchorId="3D1D29D9">
           <v:rect id="_x0000_i1026" style="width:0;height:1.5pt" o:hralign="center" o:hrstd="t" o:hr="t" fillcolor="#a0a0a0" stroked="f"/>
         </w:pict>
       </w:r>
@@ -368,51 +421,77 @@
       </w:pPr>
       <w:r>
         <w:rPr>
-          <w:b/>
-          <w:shd w:val="clear" w:color="auto" w:fill="B7B7B7"/>
-        </w:rPr>
-        <w:t># Source</w:t>
-      </w:r>
-      <w:r>
-        <w:rPr>
-          <w:shd w:val="clear" w:color="auto" w:fill="B7B7B7"/>
-        </w:rPr>
-        <w:t xml:space="preserve">: </w:t>
-      </w:r>
-      <w:r>
-        <w:rPr>
-          <w:b/>
-          <w:shd w:val="clear" w:color="auto" w:fill="B7B7B7"/>
-        </w:rPr>
-        <w:t xml:space="preserve">Chatgpt </w:t>
-      </w:r>
-      <w:r>
-        <w:rPr>
-          <w:b/>
-          <w:sz w:val="14"/>
-          <w:szCs w:val="14"/>
-          <w:shd w:val="clear" w:color="auto" w:fill="B7B7B7"/>
-        </w:rPr>
-        <w:t>(GPT</w:t>
-      </w:r>
-      <w:r>
-        <w:rPr>
-          <w:rFonts w:ascii="Cambria Math" w:hAnsi="Cambria Math" w:cs="Cambria Math"/>
-          <w:b/>
-          <w:sz w:val="14"/>
-          <w:szCs w:val="14"/>
-          <w:shd w:val="clear" w:color="auto" w:fill="B7B7B7"/>
+          <w:rFonts w:ascii="Arial" w:eastAsia="Arial" w:hAnsi="Arial" w:cs="Arial"/>
+          <w:b/>
+          <w:color w:val="000000"/>
+          <w:sz w:val="18"/>
+          <w:highlight w:val="lightGray"/>
+        </w:rPr>
+        <w:t># Source: AI Source: Provided by: [Data Path</w:t>
+      </w:r>
+      <w:r>
+        <w:rPr>
+          <w:rFonts w:ascii="Arial" w:eastAsia="Arial" w:hAnsi="Arial" w:cs="Arial"/>
+          <w:color w:val="000000"/>
+          <w:sz w:val="18"/>
+          <w:highlight w:val="lightGray"/>
+        </w:rPr>
+        <w:t xml:space="preserve">: Persons Table -&gt; ID Column: 1, Name_En Column: Motasem Essam] -&gt; </w:t>
+      </w:r>
+      <w:r>
+        <w:rPr>
+          <w:rFonts w:ascii="Arial" w:eastAsia="Arial" w:hAnsi="Arial" w:cs="Arial"/>
+          <w:b/>
+          <w:color w:val="000000"/>
+          <w:sz w:val="18"/>
+          <w:highlight w:val="lightGray"/>
+        </w:rPr>
+        <w:t>From:</w:t>
+      </w:r>
+      <w:r>
+        <w:rPr>
+          <w:rFonts w:ascii="Arial" w:eastAsia="Arial" w:hAnsi="Arial" w:cs="Arial"/>
+          <w:color w:val="000000"/>
+          <w:sz w:val="18"/>
+          <w:highlight w:val="lightGray"/>
+        </w:rPr>
+        <w:t xml:space="preserve"> [Chatgpt (GPT</w:t>
+      </w:r>
+      <w:r>
+        <w:rPr>
+          <w:rFonts w:ascii="Arial" w:eastAsia="Arial" w:hAnsi="Arial" w:cs="Cambria Math"/>
+          <w:color w:val="000000"/>
+          <w:sz w:val="18"/>
+          <w:highlight w:val="lightGray"/>
         </w:rPr>
         <w:t>‑</w:t>
       </w:r>
       <w:r>
         <w:rPr>
-          <w:b/>
-          <w:sz w:val="14"/>
-          <w:szCs w:val="14"/>
-          <w:shd w:val="clear" w:color="auto" w:fill="B7B7B7"/>
-        </w:rPr>
-        <w:t>5 Mini) at [8/16/2025]</w:t>
+          <w:rFonts w:ascii="Arial" w:eastAsia="Arial" w:hAnsi="Arial" w:cs="Arial"/>
+          <w:color w:val="000000"/>
+          <w:sz w:val="18"/>
+          <w:highlight w:val="lightGray"/>
+        </w:rPr>
+        <w:t xml:space="preserve">5 Mini)] </w:t>
+      </w:r>
+      <w:r>
+        <w:rPr>
+          <w:rFonts w:ascii="Arial" w:eastAsia="Arial" w:hAnsi="Arial" w:cs="Arial"/>
+          <w:b/>
+          <w:color w:val="000000"/>
+          <w:sz w:val="18"/>
+          <w:highlight w:val="lightGray"/>
+        </w:rPr>
+        <w:t>on</w:t>
+      </w:r>
+      <w:r>
+        <w:rPr>
+          <w:rFonts w:ascii="Arial" w:eastAsia="Arial" w:hAnsi="Arial"/>
+          <w:sz w:val="18"/>
+          <w:highlight w:val="lightGray"/>
+        </w:rPr>
+        <w:t xml:space="preserve"> [8/16/2025]</w:t>
       </w:r>
     </w:p>
     <w:p>
@@ -421,7 +500,7 @@
           <w:ilvl w:val="0"/>
           <w:numId w:val="3"/>
         </w:numPr>
-        <w:spacing w:before="240"/>
+        <w:spacing w:before="240" w:after="0" w:line="276" w:lineRule="auto"/>
         <w:rPr>
           <w:rFonts w:ascii="Roboto Mono" w:eastAsia="Roboto Mono" w:hAnsi="Roboto Mono" w:cs="Roboto Mono"/>
         </w:rPr>
@@ -447,6 +526,7 @@
           <w:ilvl w:val="1"/>
           <w:numId w:val="3"/>
         </w:numPr>
+        <w:spacing w:after="0" w:line="276" w:lineRule="auto"/>
         <w:rPr>
           <w:rFonts w:ascii="Roboto Mono" w:eastAsia="Roboto Mono" w:hAnsi="Roboto Mono" w:cs="Roboto Mono"/>
         </w:rPr>
@@ -470,15 +550,15 @@
           <w:ilvl w:val="1"/>
           <w:numId w:val="3"/>
         </w:numPr>
-        <w:rPr>
-          <w:rFonts w:ascii="Roboto Mono" w:eastAsia="Roboto Mono" w:hAnsi="Roboto Mono" w:cs="Roboto Mono"/>
-        </w:rPr>
-      </w:pPr>
-      <w:r>
-        <w:rPr>
-          <w:rFonts w:ascii="Roboto Mono" w:eastAsia="Roboto Mono" w:hAnsi="Roboto Mono" w:cs="Roboto Mono"/>
-        </w:rPr>
-        <w:lastRenderedPageBreak/>
+        <w:spacing w:after="0" w:line="276" w:lineRule="auto"/>
+        <w:rPr>
+          <w:rFonts w:ascii="Roboto Mono" w:eastAsia="Roboto Mono" w:hAnsi="Roboto Mono" w:cs="Roboto Mono"/>
+        </w:rPr>
+      </w:pPr>
+      <w:r>
+        <w:rPr>
+          <w:rFonts w:ascii="Roboto Mono" w:eastAsia="Roboto Mono" w:hAnsi="Roboto Mono" w:cs="Roboto Mono"/>
+        </w:rPr>
         <w:t>Example: Trying invalid inputs, boundary values, or special characters because these often cause errors.</w:t>
       </w:r>
       <w:r>
@@ -494,6 +574,7 @@
           <w:ilvl w:val="0"/>
           <w:numId w:val="3"/>
         </w:numPr>
+        <w:spacing w:after="0" w:line="276" w:lineRule="auto"/>
         <w:rPr>
           <w:rFonts w:ascii="Roboto Mono" w:eastAsia="Roboto Mono" w:hAnsi="Roboto Mono" w:cs="Roboto Mono"/>
         </w:rPr>
@@ -519,6 +600,7 @@
           <w:ilvl w:val="1"/>
           <w:numId w:val="3"/>
         </w:numPr>
+        <w:spacing w:after="0" w:line="276" w:lineRule="auto"/>
       </w:pPr>
       <w:r>
         <w:rPr>
@@ -552,6 +634,7 @@
           <w:ilvl w:val="1"/>
           <w:numId w:val="3"/>
         </w:numPr>
+        <w:spacing w:after="0" w:line="276" w:lineRule="auto"/>
         <w:rPr>
           <w:rFonts w:ascii="Roboto Mono" w:eastAsia="Roboto Mono" w:hAnsi="Roboto Mono" w:cs="Roboto Mono"/>
         </w:rPr>
@@ -575,6 +658,7 @@
           <w:ilvl w:val="1"/>
           <w:numId w:val="3"/>
         </w:numPr>
+        <w:spacing w:after="0" w:line="276" w:lineRule="auto"/>
         <w:rPr>
           <w:rFonts w:ascii="Roboto Mono" w:eastAsia="Roboto Mono" w:hAnsi="Roboto Mono" w:cs="Roboto Mono"/>
         </w:rPr>
@@ -598,6 +682,7 @@
           <w:ilvl w:val="0"/>
           <w:numId w:val="3"/>
         </w:numPr>
+        <w:spacing w:after="0" w:line="276" w:lineRule="auto"/>
         <w:rPr>
           <w:rFonts w:ascii="Roboto Mono" w:eastAsia="Roboto Mono" w:hAnsi="Roboto Mono" w:cs="Roboto Mono"/>
         </w:rPr>
@@ -623,6 +708,7 @@
           <w:ilvl w:val="1"/>
           <w:numId w:val="3"/>
         </w:numPr>
+        <w:spacing w:after="0" w:line="276" w:lineRule="auto"/>
       </w:pPr>
       <w:r>
         <w:rPr>
@@ -656,6 +742,7 @@
           <w:ilvl w:val="0"/>
           <w:numId w:val="3"/>
         </w:numPr>
+        <w:spacing w:after="0" w:line="276" w:lineRule="auto"/>
         <w:rPr>
           <w:rFonts w:ascii="Roboto Mono" w:eastAsia="Roboto Mono" w:hAnsi="Roboto Mono" w:cs="Roboto Mono"/>
         </w:rPr>
@@ -681,7 +768,7 @@
           <w:ilvl w:val="1"/>
           <w:numId w:val="3"/>
         </w:numPr>
-        <w:spacing w:after="240"/>
+        <w:spacing w:after="240" w:line="276" w:lineRule="auto"/>
         <w:rPr>
           <w:rFonts w:ascii="Roboto Mono" w:eastAsia="Roboto Mono" w:hAnsi="Roboto Mono" w:cs="Roboto Mono"/>
         </w:rPr>
@@ -701,7 +788,7 @@
     </w:p>
     <w:p>
       <w:r>
-        <w:pict w14:anchorId="25420E80">
+        <w:pict w14:anchorId="22DB4240">
           <v:rect id="_x0000_i1027" style="width:0;height:1.5pt" o:hralign="center" o:hrstd="t" o:hr="t" fillcolor="#a0a0a0" stroked="f"/>
         </w:pict>
       </w:r>
@@ -728,51 +815,77 @@
       </w:pPr>
       <w:r>
         <w:rPr>
-          <w:b/>
-          <w:shd w:val="clear" w:color="auto" w:fill="B7B7B7"/>
-        </w:rPr>
-        <w:t># Source</w:t>
-      </w:r>
-      <w:r>
-        <w:rPr>
-          <w:shd w:val="clear" w:color="auto" w:fill="B7B7B7"/>
-        </w:rPr>
-        <w:t xml:space="preserve">: </w:t>
-      </w:r>
-      <w:r>
-        <w:rPr>
-          <w:b/>
-          <w:shd w:val="clear" w:color="auto" w:fill="B7B7B7"/>
-        </w:rPr>
-        <w:t xml:space="preserve">Chatgpt </w:t>
-      </w:r>
-      <w:r>
-        <w:rPr>
-          <w:b/>
-          <w:sz w:val="14"/>
-          <w:szCs w:val="14"/>
-          <w:shd w:val="clear" w:color="auto" w:fill="B7B7B7"/>
-        </w:rPr>
-        <w:t>(GPT</w:t>
-      </w:r>
-      <w:r>
-        <w:rPr>
-          <w:rFonts w:ascii="Cambria Math" w:hAnsi="Cambria Math" w:cs="Cambria Math"/>
-          <w:b/>
-          <w:sz w:val="14"/>
-          <w:szCs w:val="14"/>
-          <w:shd w:val="clear" w:color="auto" w:fill="B7B7B7"/>
+          <w:rFonts w:ascii="Arial" w:eastAsia="Arial" w:hAnsi="Arial" w:cs="Arial"/>
+          <w:b/>
+          <w:color w:val="000000"/>
+          <w:sz w:val="18"/>
+          <w:highlight w:val="lightGray"/>
+        </w:rPr>
+        <w:t># Source: AI Source: Provided by: [Data Path</w:t>
+      </w:r>
+      <w:r>
+        <w:rPr>
+          <w:rFonts w:ascii="Arial" w:eastAsia="Arial" w:hAnsi="Arial" w:cs="Arial"/>
+          <w:color w:val="000000"/>
+          <w:sz w:val="18"/>
+          <w:highlight w:val="lightGray"/>
+        </w:rPr>
+        <w:t xml:space="preserve">: Persons Table -&gt; ID Column: 1, Name_En Column: Motasem Essam] -&gt; </w:t>
+      </w:r>
+      <w:r>
+        <w:rPr>
+          <w:rFonts w:ascii="Arial" w:eastAsia="Arial" w:hAnsi="Arial" w:cs="Arial"/>
+          <w:b/>
+          <w:color w:val="000000"/>
+          <w:sz w:val="18"/>
+          <w:highlight w:val="lightGray"/>
+        </w:rPr>
+        <w:t>From:</w:t>
+      </w:r>
+      <w:r>
+        <w:rPr>
+          <w:rFonts w:ascii="Arial" w:eastAsia="Arial" w:hAnsi="Arial" w:cs="Arial"/>
+          <w:color w:val="000000"/>
+          <w:sz w:val="18"/>
+          <w:highlight w:val="lightGray"/>
+        </w:rPr>
+        <w:t xml:space="preserve"> [Chatgpt (GPT</w:t>
+      </w:r>
+      <w:r>
+        <w:rPr>
+          <w:rFonts w:ascii="Arial" w:eastAsia="Arial" w:hAnsi="Arial" w:cs="Cambria Math"/>
+          <w:color w:val="000000"/>
+          <w:sz w:val="18"/>
+          <w:highlight w:val="lightGray"/>
         </w:rPr>
         <w:t>‑</w:t>
       </w:r>
       <w:r>
         <w:rPr>
-          <w:b/>
-          <w:sz w:val="14"/>
-          <w:szCs w:val="14"/>
-          <w:shd w:val="clear" w:color="auto" w:fill="B7B7B7"/>
-        </w:rPr>
-        <w:t>5 Mini) at [8/16/2025]</w:t>
+          <w:rFonts w:ascii="Arial" w:eastAsia="Arial" w:hAnsi="Arial" w:cs="Arial"/>
+          <w:color w:val="000000"/>
+          <w:sz w:val="18"/>
+          <w:highlight w:val="lightGray"/>
+        </w:rPr>
+        <w:t xml:space="preserve">5 Mini)] </w:t>
+      </w:r>
+      <w:r>
+        <w:rPr>
+          <w:rFonts w:ascii="Arial" w:eastAsia="Arial" w:hAnsi="Arial" w:cs="Arial"/>
+          <w:b/>
+          <w:color w:val="000000"/>
+          <w:sz w:val="18"/>
+          <w:highlight w:val="lightGray"/>
+        </w:rPr>
+        <w:t>on</w:t>
+      </w:r>
+      <w:r>
+        <w:rPr>
+          <w:rFonts w:ascii="Arial" w:eastAsia="Arial" w:hAnsi="Arial"/>
+          <w:sz w:val="18"/>
+          <w:highlight w:val="lightGray"/>
+        </w:rPr>
+        <w:t xml:space="preserve"> [8/16/2025]</w:t>
       </w:r>
     </w:p>
     <w:p>
@@ -781,7 +894,7 @@
           <w:ilvl w:val="0"/>
           <w:numId w:val="1"/>
         </w:numPr>
-        <w:spacing w:before="240"/>
+        <w:spacing w:before="240" w:after="0" w:line="276" w:lineRule="auto"/>
       </w:pPr>
       <w:r>
         <w:rPr>
@@ -815,6 +928,7 @@
           <w:ilvl w:val="0"/>
           <w:numId w:val="1"/>
         </w:numPr>
+        <w:spacing w:after="0" w:line="276" w:lineRule="auto"/>
       </w:pPr>
       <w:r>
         <w:rPr>
@@ -848,7 +962,7 @@
           <w:ilvl w:val="0"/>
           <w:numId w:val="1"/>
         </w:numPr>
-        <w:spacing w:after="240"/>
+        <w:spacing w:after="240" w:line="276" w:lineRule="auto"/>
         <w:rPr>
           <w:rFonts w:ascii="Roboto Mono" w:eastAsia="Roboto Mono" w:hAnsi="Roboto Mono" w:cs="Roboto Mono"/>
         </w:rPr>
@@ -885,52 +999,77 @@
       </w:pPr>
       <w:r>
         <w:rPr>
-          <w:b/>
-          <w:shd w:val="clear" w:color="auto" w:fill="B7B7B7"/>
-        </w:rPr>
-        <w:lastRenderedPageBreak/>
-        <w:t># Source</w:t>
-      </w:r>
-      <w:r>
-        <w:rPr>
-          <w:shd w:val="clear" w:color="auto" w:fill="B7B7B7"/>
-        </w:rPr>
-        <w:t xml:space="preserve">: </w:t>
-      </w:r>
-      <w:r>
-        <w:rPr>
-          <w:b/>
-          <w:shd w:val="clear" w:color="auto" w:fill="B7B7B7"/>
-        </w:rPr>
-        <w:t xml:space="preserve">Chatgpt </w:t>
-      </w:r>
-      <w:r>
-        <w:rPr>
-          <w:b/>
-          <w:sz w:val="14"/>
-          <w:szCs w:val="14"/>
-          <w:shd w:val="clear" w:color="auto" w:fill="B7B7B7"/>
-        </w:rPr>
-        <w:t>(GPT</w:t>
-      </w:r>
-      <w:r>
-        <w:rPr>
-          <w:rFonts w:ascii="Cambria Math" w:hAnsi="Cambria Math" w:cs="Cambria Math"/>
-          <w:b/>
-          <w:sz w:val="14"/>
-          <w:szCs w:val="14"/>
-          <w:shd w:val="clear" w:color="auto" w:fill="B7B7B7"/>
+          <w:rFonts w:ascii="Arial" w:eastAsia="Arial" w:hAnsi="Arial" w:cs="Arial"/>
+          <w:b/>
+          <w:color w:val="000000"/>
+          <w:sz w:val="18"/>
+          <w:highlight w:val="lightGray"/>
+        </w:rPr>
+        <w:t># Source: AI Source: Provided by: [Data Path</w:t>
+      </w:r>
+      <w:r>
+        <w:rPr>
+          <w:rFonts w:ascii="Arial" w:eastAsia="Arial" w:hAnsi="Arial" w:cs="Arial"/>
+          <w:color w:val="000000"/>
+          <w:sz w:val="18"/>
+          <w:highlight w:val="lightGray"/>
+        </w:rPr>
+        <w:t xml:space="preserve">: Persons Table -&gt; ID Column: 1, Name_En Column: Motasem Essam] -&gt; </w:t>
+      </w:r>
+      <w:r>
+        <w:rPr>
+          <w:rFonts w:ascii="Arial" w:eastAsia="Arial" w:hAnsi="Arial" w:cs="Arial"/>
+          <w:b/>
+          <w:color w:val="000000"/>
+          <w:sz w:val="18"/>
+          <w:highlight w:val="lightGray"/>
+        </w:rPr>
+        <w:t>From:</w:t>
+      </w:r>
+      <w:r>
+        <w:rPr>
+          <w:rFonts w:ascii="Arial" w:eastAsia="Arial" w:hAnsi="Arial" w:cs="Arial"/>
+          <w:color w:val="000000"/>
+          <w:sz w:val="18"/>
+          <w:highlight w:val="lightGray"/>
+        </w:rPr>
+        <w:t xml:space="preserve"> [Chatgpt (GPT</w:t>
+      </w:r>
+      <w:r>
+        <w:rPr>
+          <w:rFonts w:ascii="Arial" w:eastAsia="Arial" w:hAnsi="Arial" w:cs="Cambria Math"/>
+          <w:color w:val="000000"/>
+          <w:sz w:val="18"/>
+          <w:highlight w:val="lightGray"/>
         </w:rPr>
         <w:t>‑</w:t>
       </w:r>
       <w:r>
         <w:rPr>
-          <w:b/>
-          <w:sz w:val="14"/>
-          <w:szCs w:val="14"/>
-          <w:shd w:val="clear" w:color="auto" w:fill="B7B7B7"/>
-        </w:rPr>
-        <w:t>5 Mini) at [8/16/2025]</w:t>
+          <w:rFonts w:ascii="Arial" w:eastAsia="Arial" w:hAnsi="Arial" w:cs="Arial"/>
+          <w:color w:val="000000"/>
+          <w:sz w:val="18"/>
+          <w:highlight w:val="lightGray"/>
+        </w:rPr>
+        <w:t xml:space="preserve">5 Mini)] </w:t>
+      </w:r>
+      <w:r>
+        <w:rPr>
+          <w:rFonts w:ascii="Arial" w:eastAsia="Arial" w:hAnsi="Arial" w:cs="Arial"/>
+          <w:b/>
+          <w:color w:val="000000"/>
+          <w:sz w:val="18"/>
+          <w:highlight w:val="lightGray"/>
+        </w:rPr>
+        <w:t>on</w:t>
+      </w:r>
+      <w:r>
+        <w:rPr>
+          <w:rFonts w:ascii="Arial" w:eastAsia="Arial" w:hAnsi="Arial"/>
+          <w:sz w:val="18"/>
+          <w:highlight w:val="lightGray"/>
+        </w:rPr>
+        <w:t xml:space="preserve"> [8/16/2025]</w:t>
       </w:r>
     </w:p>
     <w:p>
@@ -939,7 +1078,7 @@
           <w:ilvl w:val="0"/>
           <w:numId w:val="4"/>
         </w:numPr>
-        <w:spacing w:before="240"/>
+        <w:spacing w:before="240" w:after="0" w:line="276" w:lineRule="auto"/>
       </w:pPr>
       <w:r>
         <w:rPr>
@@ -973,6 +1112,7 @@
           <w:ilvl w:val="0"/>
           <w:numId w:val="4"/>
         </w:numPr>
+        <w:spacing w:after="0" w:line="276" w:lineRule="auto"/>
         <w:rPr>
           <w:rFonts w:ascii="Roboto Mono" w:eastAsia="Roboto Mono" w:hAnsi="Roboto Mono" w:cs="Roboto Mono"/>
         </w:rPr>
@@ -996,7 +1136,7 @@
           <w:ilvl w:val="0"/>
           <w:numId w:val="4"/>
         </w:numPr>
-        <w:spacing w:after="240"/>
+        <w:spacing w:after="240" w:line="276" w:lineRule="auto"/>
       </w:pPr>
       <w:r>
         <w:rPr>
@@ -1010,7 +1150,7 @@
     </w:p>
     <w:p>
       <w:r>
-        <w:pict w14:anchorId="72331293">
+        <w:pict w14:anchorId="5089689E">
           <v:rect id="_x0000_i1028" style="width:0;height:1.5pt" o:hralign="center" o:hrstd="t" o:hr="t" fillcolor="#a0a0a0" stroked="f"/>
         </w:pict>
       </w:r>
@@ -1064,18 +1204,19 @@
     </w:p>
     <w:p>
       <w:r>
-        <w:pict w14:anchorId="2C5C7595">
+        <w:pict w14:anchorId="427F474C">
           <v:rect id="_x0000_i1029" style="width:0;height:1.5pt" o:hralign="center" o:hrstd="t" o:hr="t" fillcolor="#a0a0a0" stroked="f"/>
         </w:pict>
       </w:r>
     </w:p>
+    <w:p/>
     <w:p/>
     <w:p/>
     <w:sectPr>
       <w:pgSz w:w="12240" w:h="15840"/>
       <w:pgMar w:top="1440" w:right="1440" w:bottom="1440" w:left="1440" w:header="720" w:footer="720" w:gutter="0"/>
-      <w:pgNumType w:start="1"/>
       <w:cols w:space="720"/>
+      <w:docGrid w:linePitch="360"/>
     </w:sectPr>
   </w:body>
 </w:document>
@@ -1950,18 +2091,6 @@
   <w:style w:type="paragraph" w:default="1" w:styleId="Normal">
     <w:name w:val="Normal"/>
     <w:qFormat/>
-    <w:rsid w:val="004F42D6"/>
-    <w:pPr>
-      <w:spacing w:after="0" w:line="276" w:lineRule="auto"/>
-    </w:pPr>
-    <w:rPr>
-      <w:rFonts w:ascii="Arial" w:eastAsia="Arial" w:hAnsi="Arial" w:cs="Arial"/>
-      <w:kern w:val="0"/>
-      <w:sz w:val="22"/>
-      <w:szCs w:val="22"/>
-      <w:lang w:val="en"/>
-      <w14:ligatures w14:val="none"/>
-    </w:rPr>
   </w:style>
   <w:style w:type="paragraph" w:styleId="Heading1">
     <w:name w:val="heading 1"/>
@@ -1970,7 +2099,7 @@
     <w:link w:val="Heading1Char"/>
     <w:uiPriority w:val="9"/>
     <w:qFormat/>
-    <w:rsid w:val="006849D8"/>
+    <w:rsid w:val="001D2E3D"/>
     <w:pPr>
       <w:keepNext/>
       <w:keepLines/>
@@ -1992,7 +2121,7 @@
     <w:uiPriority w:val="9"/>
     <w:unhideWhenUsed/>
     <w:qFormat/>
-    <w:rsid w:val="006849D8"/>
+    <w:rsid w:val="001D2E3D"/>
     <w:pPr>
       <w:keepNext/>
       <w:keepLines/>
@@ -2015,7 +2144,7 @@
     <w:semiHidden/>
     <w:unhideWhenUsed/>
     <w:qFormat/>
-    <w:rsid w:val="006849D8"/>
+    <w:rsid w:val="001D2E3D"/>
     <w:pPr>
       <w:keepNext/>
       <w:keepLines/>
@@ -2038,7 +2167,7 @@
     <w:semiHidden/>
     <w:unhideWhenUsed/>
     <w:qFormat/>
-    <w:rsid w:val="006849D8"/>
+    <w:rsid w:val="001D2E3D"/>
     <w:pPr>
       <w:keepNext/>
       <w:keepLines/>
@@ -2061,7 +2190,7 @@
     <w:semiHidden/>
     <w:unhideWhenUsed/>
     <w:qFormat/>
-    <w:rsid w:val="006849D8"/>
+    <w:rsid w:val="001D2E3D"/>
     <w:pPr>
       <w:keepNext/>
       <w:keepLines/>
@@ -2082,11 +2211,11 @@
     <w:semiHidden/>
     <w:unhideWhenUsed/>
     <w:qFormat/>
-    <w:rsid w:val="006849D8"/>
+    <w:rsid w:val="001D2E3D"/>
     <w:pPr>
       <w:keepNext/>
       <w:keepLines/>
-      <w:spacing w:before="40"/>
+      <w:spacing w:before="40" w:after="0"/>
       <w:outlineLvl w:val="5"/>
     </w:pPr>
     <w:rPr>
@@ -2105,11 +2234,11 @@
     <w:semiHidden/>
     <w:unhideWhenUsed/>
     <w:qFormat/>
-    <w:rsid w:val="006849D8"/>
+    <w:rsid w:val="001D2E3D"/>
     <w:pPr>
       <w:keepNext/>
       <w:keepLines/>
-      <w:spacing w:before="40"/>
+      <w:spacing w:before="40" w:after="0"/>
       <w:outlineLvl w:val="6"/>
     </w:pPr>
     <w:rPr>
@@ -2126,10 +2255,11 @@
     <w:semiHidden/>
     <w:unhideWhenUsed/>
     <w:qFormat/>
-    <w:rsid w:val="006849D8"/>
+    <w:rsid w:val="001D2E3D"/>
     <w:pPr>
       <w:keepNext/>
       <w:keepLines/>
+      <w:spacing w:after="0"/>
       <w:outlineLvl w:val="7"/>
     </w:pPr>
     <w:rPr>
@@ -2148,10 +2278,11 @@
     <w:semiHidden/>
     <w:unhideWhenUsed/>
     <w:qFormat/>
-    <w:rsid w:val="006849D8"/>
+    <w:rsid w:val="001D2E3D"/>
     <w:pPr>
       <w:keepNext/>
       <w:keepLines/>
+      <w:spacing w:after="0"/>
       <w:outlineLvl w:val="8"/>
     </w:pPr>
     <w:rPr>
@@ -2191,7 +2322,7 @@
     <w:basedOn w:val="DefaultParagraphFont"/>
     <w:link w:val="Heading1"/>
     <w:uiPriority w:val="9"/>
-    <w:rsid w:val="006849D8"/>
+    <w:rsid w:val="001D2E3D"/>
     <w:rPr>
       <w:rFonts w:asciiTheme="majorHAnsi" w:eastAsiaTheme="majorEastAsia" w:hAnsiTheme="majorHAnsi" w:cstheme="majorBidi"/>
       <w:color w:val="2F5496" w:themeColor="accent1" w:themeShade="BF"/>
@@ -2204,7 +2335,7 @@
     <w:basedOn w:val="DefaultParagraphFont"/>
     <w:link w:val="Heading2"/>
     <w:uiPriority w:val="9"/>
-    <w:rsid w:val="006849D8"/>
+    <w:rsid w:val="001D2E3D"/>
     <w:rPr>
       <w:rFonts w:asciiTheme="majorHAnsi" w:eastAsiaTheme="majorEastAsia" w:hAnsiTheme="majorHAnsi" w:cstheme="majorBidi"/>
       <w:color w:val="2F5496" w:themeColor="accent1" w:themeShade="BF"/>
@@ -2218,7 +2349,7 @@
     <w:link w:val="Heading3"/>
     <w:uiPriority w:val="9"/>
     <w:semiHidden/>
-    <w:rsid w:val="006849D8"/>
+    <w:rsid w:val="001D2E3D"/>
     <w:rPr>
       <w:rFonts w:eastAsiaTheme="majorEastAsia" w:cstheme="majorBidi"/>
       <w:color w:val="2F5496" w:themeColor="accent1" w:themeShade="BF"/>
@@ -2232,7 +2363,7 @@
     <w:link w:val="Heading4"/>
     <w:uiPriority w:val="9"/>
     <w:semiHidden/>
-    <w:rsid w:val="006849D8"/>
+    <w:rsid w:val="001D2E3D"/>
     <w:rPr>
       <w:rFonts w:eastAsiaTheme="majorEastAsia" w:cstheme="majorBidi"/>
       <w:i/>
@@ -2246,7 +2377,7 @@
     <w:link w:val="Heading5"/>
     <w:uiPriority w:val="9"/>
     <w:semiHidden/>
-    <w:rsid w:val="006849D8"/>
+    <w:rsid w:val="001D2E3D"/>
     <w:rPr>
       <w:rFonts w:eastAsiaTheme="majorEastAsia" w:cstheme="majorBidi"/>
       <w:color w:val="2F5496" w:themeColor="accent1" w:themeShade="BF"/>
@@ -2258,7 +2389,7 @@
     <w:link w:val="Heading6"/>
     <w:uiPriority w:val="9"/>
     <w:semiHidden/>
-    <w:rsid w:val="006849D8"/>
+    <w:rsid w:val="001D2E3D"/>
     <w:rPr>
       <w:rFonts w:eastAsiaTheme="majorEastAsia" w:cstheme="majorBidi"/>
       <w:i/>
@@ -2272,7 +2403,7 @@
     <w:link w:val="Heading7"/>
     <w:uiPriority w:val="9"/>
     <w:semiHidden/>
-    <w:rsid w:val="006849D8"/>
+    <w:rsid w:val="001D2E3D"/>
     <w:rPr>
       <w:rFonts w:eastAsiaTheme="majorEastAsia" w:cstheme="majorBidi"/>
       <w:color w:val="595959" w:themeColor="text1" w:themeTint="A6"/>
@@ -2284,7 +2415,7 @@
     <w:link w:val="Heading8"/>
     <w:uiPriority w:val="9"/>
     <w:semiHidden/>
-    <w:rsid w:val="006849D8"/>
+    <w:rsid w:val="001D2E3D"/>
     <w:rPr>
       <w:rFonts w:eastAsiaTheme="majorEastAsia" w:cstheme="majorBidi"/>
       <w:i/>
@@ -2298,7 +2429,7 @@
     <w:link w:val="Heading9"/>
     <w:uiPriority w:val="9"/>
     <w:semiHidden/>
-    <w:rsid w:val="006849D8"/>
+    <w:rsid w:val="001D2E3D"/>
     <w:rPr>
       <w:rFonts w:eastAsiaTheme="majorEastAsia" w:cstheme="majorBidi"/>
       <w:color w:val="272727" w:themeColor="text1" w:themeTint="D8"/>
@@ -2311,7 +2442,7 @@
     <w:link w:val="TitleChar"/>
     <w:uiPriority w:val="10"/>
     <w:qFormat/>
-    <w:rsid w:val="006849D8"/>
+    <w:rsid w:val="001D2E3D"/>
     <w:pPr>
       <w:spacing w:after="80" w:line="240" w:lineRule="auto"/>
       <w:contextualSpacing/>
@@ -2329,7 +2460,7 @@
     <w:basedOn w:val="DefaultParagraphFont"/>
     <w:link w:val="Title"/>
     <w:uiPriority w:val="10"/>
-    <w:rsid w:val="006849D8"/>
+    <w:rsid w:val="001D2E3D"/>
     <w:rPr>
       <w:rFonts w:asciiTheme="majorHAnsi" w:eastAsiaTheme="majorEastAsia" w:hAnsiTheme="majorHAnsi" w:cstheme="majorBidi"/>
       <w:spacing w:val="-10"/>
@@ -2345,7 +2476,7 @@
     <w:link w:val="SubtitleChar"/>
     <w:uiPriority w:val="11"/>
     <w:qFormat/>
-    <w:rsid w:val="006849D8"/>
+    <w:rsid w:val="001D2E3D"/>
     <w:pPr>
       <w:numPr>
         <w:ilvl w:val="1"/>
@@ -2364,7 +2495,7 @@
     <w:basedOn w:val="DefaultParagraphFont"/>
     <w:link w:val="Subtitle"/>
     <w:uiPriority w:val="11"/>
-    <w:rsid w:val="006849D8"/>
+    <w:rsid w:val="001D2E3D"/>
     <w:rPr>
       <w:rFonts w:eastAsiaTheme="majorEastAsia" w:cstheme="majorBidi"/>
       <w:color w:val="595959" w:themeColor="text1" w:themeTint="A6"/>
@@ -2380,7 +2511,7 @@
     <w:link w:val="QuoteChar"/>
     <w:uiPriority w:val="29"/>
     <w:qFormat/>
-    <w:rsid w:val="006849D8"/>
+    <w:rsid w:val="001D2E3D"/>
     <w:pPr>
       <w:spacing w:before="160"/>
       <w:jc w:val="center"/>
@@ -2396,7 +2527,7 @@
     <w:basedOn w:val="DefaultParagraphFont"/>
     <w:link w:val="Quote"/>
     <w:uiPriority w:val="29"/>
-    <w:rsid w:val="006849D8"/>
+    <w:rsid w:val="001D2E3D"/>
     <w:rPr>
       <w:i/>
       <w:iCs/>
@@ -2408,7 +2539,7 @@
     <w:basedOn w:val="Normal"/>
     <w:uiPriority w:val="34"/>
     <w:qFormat/>
-    <w:rsid w:val="006849D8"/>
+    <w:rsid w:val="001D2E3D"/>
     <w:pPr>
       <w:ind w:left="720"/>
       <w:contextualSpacing/>
@@ -2419,7 +2550,7 @@
     <w:basedOn w:val="DefaultParagraphFont"/>
     <w:uiPriority w:val="21"/>
     <w:qFormat/>
-    <w:rsid w:val="006849D8"/>
+    <w:rsid w:val="001D2E3D"/>
     <w:rPr>
       <w:i/>
       <w:iCs/>
@@ -2433,7 +2564,7 @@
     <w:link w:val="IntenseQuoteChar"/>
     <w:uiPriority w:val="30"/>
     <w:qFormat/>
-    <w:rsid w:val="006849D8"/>
+    <w:rsid w:val="001D2E3D"/>
     <w:pPr>
       <w:pBdr>
         <w:top w:val="single" w:sz="4" w:space="10" w:color="2F5496" w:themeColor="accent1" w:themeShade="BF"/>
@@ -2454,7 +2585,7 @@
     <w:basedOn w:val="DefaultParagraphFont"/>
     <w:link w:val="IntenseQuote"/>
     <w:uiPriority w:val="30"/>
-    <w:rsid w:val="006849D8"/>
+    <w:rsid w:val="001D2E3D"/>
     <w:rPr>
       <w:i/>
       <w:iCs/>
@@ -2466,7 +2597,7 @@
     <w:basedOn w:val="DefaultParagraphFont"/>
     <w:uiPriority w:val="32"/>
     <w:qFormat/>
-    <w:rsid w:val="006849D8"/>
+    <w:rsid w:val="001D2E3D"/>
     <w:rPr>
       <w:b/>
       <w:bCs/>
